--- a/docs/SwasthyaSetu_Overview.docx
+++ b/docs/SwasthyaSetu_Overview.docx
@@ -96,7 +96,7 @@
         <w:spacing w:after="160"/>
       </w:pPr>
       <w:r>
-        <w:t xml:space="preserve">The system was built phase by phase against a fixed architecture document, with each phase gated by an explicit exit test before moving to the next — sequenced so that identity and access control (Phases 1–3) were solid before referrals (Phase 4), offline support (Phase 5), realtime features (Phase 6), AI assistance (Phase 7), accessibility (Phase 8), and operational oversight (Phase 9) were layered on top.</w:t>
+        <w:t xml:space="preserve">The system was built phase by phase against a fixed architecture document, with each phase checked by hand against a written exit criterion before moving to the next — sequenced so that identity and access control (Phases 1–3) were solid before referrals (Phase 4), offline support (Phase 5), realtime features (Phase 6), AI assistance (Phase 7), accessibility (Phase 8), and operational oversight (Phase 9) were layered on top.</w:t>
       </w:r>
     </w:p>
     <w:p>
@@ -432,7 +432,7 @@
         <w:spacing w:after="160"/>
       </w:pPr>
       <w:r>
-        <w:t xml:space="preserve">Both client applications talk exclusively to one Express API; neither ever reaches the database or an AI provider directly. This is a deliberate choke point: every access-control rule, every audit log entry, and every piece of business logic exists in exactly one place, never duplicated between a client and the server, and never duplicated into database-level policies.</w:t>
+        <w:t xml:space="preserve">Both client applications talk exclusively to one Express API; neither ever reaches the database or an AI provider directly. This is a deliberate choke point: every access-control rule, every audit log entry, and every piece of business logic exists in exactly one place, never duplicated between a client and the server, and never duplicated into database-level policies. That is a trade-off, not a pure win: one place to enforce a rule also means one place that can be forgotten, with no database-level policy behind it as a second safety net. We accepted that for a hackathon-scale build and would add row-level security as a backstop before handling real patient data.</w:t>
       </w:r>
     </w:p>
     <w:tbl>
@@ -930,7 +930,7 @@
         <w:spacing w:after="160"/>
       </w:pPr>
       <w:r>
-        <w:t xml:space="preserve">Each phase below was gated by its own exit test before the next one began.</w:t>
+        <w:t xml:space="preserve">Each phase below was checked by hand against its own written exit criterion before the next one began.</w:t>
       </w:r>
     </w:p>
     <w:p>
@@ -1116,7 +1116,7 @@
         <w:t xml:space="preserve">Build: </w:t>
       </w:r>
       <w:r>
-        <w:t xml:space="preserve">Additive/revocable consent rows (not a boolean flag); append-only encounters; a single canAccessPatient rule (home facility match or active consent) reused everywhere.</w:t>
+        <w:t xml:space="preserve">Additive/revocable, time-limited consent rows (not a boolean flag); append-only encounters; a single canAccessPatient rule (home facility match or active, unexpired consent) reused everywhere.</w:t>
       </w:r>
     </w:p>
     <w:p>
@@ -1293,7 +1293,7 @@
         <w:t xml:space="preserve">Guardrail: </w:t>
       </w:r>
       <w:r>
-        <w:t xml:space="preserve">Public STUN only, no paid TURN infrastructure — works on direct/LAN paths, an intentional free-tier limitation.</w:t>
+        <w:t xml:space="preserve">Free public STUN and TURN (no paid relay) — connects over mobile data as well as LAN, but on shared rate-limited credentials suitable for a pilot, not production scale.</w:t>
       </w:r>
     </w:p>
     <w:p>
@@ -1802,7 +1802,7 @@
         <w:spacing w:after="80"/>
       </w:pPr>
       <w:r>
-        <w:t xml:space="preserve">Everything sensitive is audited: viewing a record, creating an encounter, granting or revoking consent, generating or approving an AI summary all write to an append-only audit log.</w:t>
+        <w:t xml:space="preserve">Every clinically meaningful action is audited: viewing a record, creating an encounter, granting or revoking consent, every referral transition, and generating, editing or approving an AI summary all write to an append-only audit log. Deliberately excluded: the patient directory search, which returns no clinical content, only enough identity to find someone to request consent from.</w:t>
       </w:r>
     </w:p>
     <w:p>
@@ -1863,7 +1863,7 @@
         <w:spacing w:after="80"/>
       </w:pPr>
       <w:r>
-        <w:t xml:space="preserve">No paid SMS OTP, no paid TURN infrastructure, no paid AI tier required — the entire stack runs on free tiers.</w:t>
+        <w:t xml:space="preserve">No paid SMS OTP, no paid TURN relay, no paid AI tier required — the entire stack runs on free tiers. The free TURN relay uses shared, rate-limited public credentials, which is fine for a pilot and would need a dedicated relay before real scale.</w:t>
       </w:r>
     </w:p>
     <w:p>
